--- a/FuentesCurso/UD 07. Utilidades para gestionar Docker/UD 07.03 - Caso practico 03 - LazyDocker interfaz Docker para consola.docx
+++ b/FuentesCurso/UD 07. Utilidades para gestionar Docker/UD 07.03 - Caso practico 03 - LazyDocker interfaz Docker para consola.docx
@@ -22,12 +22,13 @@
         <w:rPr>
           <w:rFonts w:ascii="Proxima Nova" w:cs="Proxima Nova" w:eastAsia="Proxima Nova" w:hAnsi="Proxima Nova"/>
           <w:b w:val="0"/>
+          <w:bCs w:val="0"/>
           <w:color w:val="669966"/>
           <w:sz w:val="48"/>
           <w:szCs w:val="48"/>
           <w:rtl w:val="0"/>
         </w:rPr>
-        <w:t xml:space="preserve">Introducción a Docker</w:t>
+        <w:t xml:space="preserve">Introducción a Docker y Kubernetes</w:t>
       </w:r>
       <w:r>
         <w:rPr>
@@ -73,12 +74,12 @@
           <wp:inline distB="114300" distT="114300" distL="114300" distR="114300">
             <wp:extent cx="447675" cy="57150"/>
             <wp:effectExtent b="0" l="0" r="0" t="0"/>
-            <wp:docPr descr="short line" id="5" name="image6.png"/>
+            <wp:docPr descr="short line" id="5" name="image4.png"/>
             <a:graphic>
               <a:graphicData uri="http://schemas.openxmlformats.org/drawingml/2006/picture">
                 <pic:pic>
                   <pic:nvPicPr>
-                    <pic:cNvPr descr="short line" id="0" name="image6.png"/>
+                    <pic:cNvPr descr="short line" id="0" name="image4.png"/>
                     <pic:cNvPicPr preferRelativeResize="0"/>
                   </pic:nvPicPr>
                   <pic:blipFill>
@@ -272,7 +273,7 @@
           <w:szCs w:val="32"/>
           <w:rtl w:val="0"/>
         </w:rPr>
-        <w:t xml:space="preserve">Actualizado Febrero 2025</w:t>
+        <w:t xml:space="preserve">Actualizado Enero 2026</w:t>
       </w:r>
     </w:p>
     <w:p>
@@ -303,6 +304,7 @@
         <w:rPr>
           <w:rFonts w:ascii="Verdana" w:cs="Verdana" w:eastAsia="Verdana" w:hAnsi="Verdana"/>
           <w:b w:val="1"/>
+          <w:bCs w:val="1"/>
           <w:sz w:val="20"/>
           <w:szCs w:val="20"/>
         </w:rPr>
@@ -327,6 +329,7 @@
         <w:rPr>
           <w:rFonts w:ascii="Verdana" w:cs="Verdana" w:eastAsia="Verdana" w:hAnsi="Verdana"/>
           <w:b w:val="1"/>
+          <w:bCs w:val="1"/>
           <w:sz w:val="20"/>
           <w:szCs w:val="20"/>
           <w:rtl w:val="0"/>
@@ -355,12 +358,12 @@
             <wp:extent cx="922564" cy="322898"/>
             <wp:effectExtent b="0" l="0" r="0" t="0"/>
             <wp:wrapSquare wrapText="bothSides" distB="57150" distT="57150" distL="57150" distR="57150"/>
-            <wp:docPr id="3" name="image4.png"/>
+            <wp:docPr id="3" name="image2.png"/>
             <a:graphic>
               <a:graphicData uri="http://schemas.openxmlformats.org/drawingml/2006/picture">
                 <pic:pic>
                   <pic:nvPicPr>
-                    <pic:cNvPr id="0" name="image4.png"/>
+                    <pic:cNvPr id="0" name="image2.png"/>
                     <pic:cNvPicPr preferRelativeResize="0"/>
                   </pic:nvPicPr>
                   <pic:blipFill>
@@ -445,6 +448,7 @@
         <w:ind w:left="0" w:right="57" w:firstLine="0"/>
         <w:rPr>
           <w:b w:val="1"/>
+          <w:bCs w:val="1"/>
         </w:rPr>
       </w:pPr>
       <w:r>
@@ -458,6 +462,7 @@
       <w:r>
         <w:rPr>
           <w:b w:val="1"/>
+          <w:bCs w:val="1"/>
           <w:rtl w:val="0"/>
         </w:rPr>
         <w:t xml:space="preserve">Importante</w:t>
@@ -488,6 +493,7 @@
         <w:ind w:left="0" w:right="57" w:firstLine="0"/>
         <w:rPr>
           <w:b w:val="1"/>
+          <w:bCs w:val="1"/>
         </w:rPr>
       </w:pPr>
       <w:r>
@@ -511,6 +517,7 @@
       <w:r>
         <w:rPr>
           <w:b w:val="1"/>
+          <w:bCs w:val="1"/>
           <w:rtl w:val="0"/>
         </w:rPr>
         <w:t xml:space="preserve">Atención</w:t>
@@ -542,6 +549,7 @@
         <w:rPr>
           <w:rFonts w:ascii="Arial" w:cs="Arial" w:eastAsia="Arial" w:hAnsi="Arial"/>
           <w:b w:val="1"/>
+          <w:bCs w:val="1"/>
           <w:smallCaps w:val="1"/>
           <w:sz w:val="16"/>
           <w:szCs w:val="16"/>
@@ -564,6 +572,7 @@
       <w:r>
         <w:rPr>
           <w:b w:val="1"/>
+          <w:bCs w:val="1"/>
           <w:rtl w:val="0"/>
         </w:rPr>
         <w:t xml:space="preserve">Interesante</w:t>
@@ -576,6 +585,7 @@
     </w:p>
     <w:sdt>
       <w:sdtPr>
+        <w:id w:val="-509385286"/>
         <w:docPartObj>
           <w:docPartGallery w:val="Table of Contents"/>
           <w:docPartUnique w:val="1"/>
@@ -593,6 +603,7 @@
             <w:rPr>
               <w:rFonts w:ascii="Verdana" w:cs="Verdana" w:eastAsia="Verdana" w:hAnsi="Verdana"/>
               <w:b w:val="1"/>
+              <w:bCs w:val="1"/>
               <w:sz w:val="16"/>
               <w:szCs w:val="16"/>
             </w:rPr>
@@ -606,6 +617,7 @@
             <w:rPr>
               <w:rFonts w:ascii="Arial" w:cs="Arial" w:eastAsia="Arial" w:hAnsi="Arial"/>
               <w:b w:val="1"/>
+              <w:bCs w:val="1"/>
               <w:smallCaps w:val="1"/>
               <w:sz w:val="16"/>
               <w:szCs w:val="16"/>
@@ -618,6 +630,7 @@
               <w:rPr>
                 <w:rFonts w:ascii="Verdana" w:cs="Verdana" w:eastAsia="Verdana" w:hAnsi="Verdana"/>
                 <w:b w:val="1"/>
+                <w:bCs w:val="1"/>
                 <w:sz w:val="16"/>
                 <w:szCs w:val="16"/>
                 <w:rtl w:val="0"/>
@@ -629,6 +642,7 @@
             <w:rPr>
               <w:rFonts w:ascii="Verdana" w:cs="Verdana" w:eastAsia="Verdana" w:hAnsi="Verdana"/>
               <w:b w:val="1"/>
+              <w:bCs w:val="1"/>
               <w:sz w:val="16"/>
               <w:szCs w:val="16"/>
               <w:rtl w:val="0"/>
@@ -644,6 +658,7 @@
             <w:rPr>
               <w:rFonts w:ascii="Verdana" w:cs="Verdana" w:eastAsia="Verdana" w:hAnsi="Verdana"/>
               <w:b w:val="1"/>
+              <w:bCs w:val="1"/>
               <w:sz w:val="16"/>
               <w:szCs w:val="16"/>
               <w:rtl w:val="0"/>
@@ -670,6 +685,7 @@
             <w:rPr>
               <w:rFonts w:ascii="Verdana" w:cs="Verdana" w:eastAsia="Verdana" w:hAnsi="Verdana"/>
               <w:b w:val="1"/>
+              <w:bCs w:val="1"/>
               <w:sz w:val="16"/>
               <w:szCs w:val="16"/>
             </w:rPr>
@@ -678,6 +694,7 @@
             <w:rPr>
               <w:rFonts w:ascii="Arial" w:cs="Arial" w:eastAsia="Arial" w:hAnsi="Arial"/>
               <w:b w:val="1"/>
+              <w:bCs w:val="1"/>
               <w:smallCaps w:val="1"/>
               <w:sz w:val="16"/>
               <w:szCs w:val="16"/>
@@ -690,6 +707,7 @@
               <w:rPr>
                 <w:rFonts w:ascii="Verdana" w:cs="Verdana" w:eastAsia="Verdana" w:hAnsi="Verdana"/>
                 <w:b w:val="1"/>
+                <w:bCs w:val="1"/>
                 <w:sz w:val="16"/>
                 <w:szCs w:val="16"/>
                 <w:rtl w:val="0"/>
@@ -701,6 +719,7 @@
             <w:rPr>
               <w:rFonts w:ascii="Verdana" w:cs="Verdana" w:eastAsia="Verdana" w:hAnsi="Verdana"/>
               <w:b w:val="1"/>
+              <w:bCs w:val="1"/>
               <w:sz w:val="16"/>
               <w:szCs w:val="16"/>
               <w:rtl w:val="0"/>
@@ -716,6 +735,7 @@
             <w:rPr>
               <w:rFonts w:ascii="Verdana" w:cs="Verdana" w:eastAsia="Verdana" w:hAnsi="Verdana"/>
               <w:b w:val="1"/>
+              <w:bCs w:val="1"/>
               <w:sz w:val="16"/>
               <w:szCs w:val="16"/>
               <w:rtl w:val="0"/>
@@ -742,6 +762,7 @@
             <w:rPr>
               <w:rFonts w:ascii="Verdana" w:cs="Verdana" w:eastAsia="Verdana" w:hAnsi="Verdana"/>
               <w:b w:val="1"/>
+              <w:bCs w:val="1"/>
               <w:sz w:val="16"/>
               <w:szCs w:val="16"/>
             </w:rPr>
@@ -750,6 +771,7 @@
             <w:rPr>
               <w:rFonts w:ascii="Arial" w:cs="Arial" w:eastAsia="Arial" w:hAnsi="Arial"/>
               <w:b w:val="1"/>
+              <w:bCs w:val="1"/>
               <w:smallCaps w:val="1"/>
               <w:sz w:val="16"/>
               <w:szCs w:val="16"/>
@@ -762,6 +784,7 @@
               <w:rPr>
                 <w:rFonts w:ascii="Verdana" w:cs="Verdana" w:eastAsia="Verdana" w:hAnsi="Verdana"/>
                 <w:b w:val="1"/>
+                <w:bCs w:val="1"/>
                 <w:sz w:val="16"/>
                 <w:szCs w:val="16"/>
                 <w:rtl w:val="0"/>
@@ -773,6 +796,7 @@
             <w:rPr>
               <w:rFonts w:ascii="Verdana" w:cs="Verdana" w:eastAsia="Verdana" w:hAnsi="Verdana"/>
               <w:b w:val="1"/>
+              <w:bCs w:val="1"/>
               <w:sz w:val="16"/>
               <w:szCs w:val="16"/>
               <w:rtl w:val="0"/>
@@ -788,6 +812,7 @@
             <w:rPr>
               <w:rFonts w:ascii="Verdana" w:cs="Verdana" w:eastAsia="Verdana" w:hAnsi="Verdana"/>
               <w:b w:val="1"/>
+              <w:bCs w:val="1"/>
               <w:sz w:val="16"/>
               <w:szCs w:val="16"/>
               <w:rtl w:val="0"/>
@@ -814,6 +839,7 @@
             <w:rPr>
               <w:rFonts w:ascii="Verdana" w:cs="Verdana" w:eastAsia="Verdana" w:hAnsi="Verdana"/>
               <w:b w:val="1"/>
+              <w:bCs w:val="1"/>
               <w:sz w:val="16"/>
               <w:szCs w:val="16"/>
             </w:rPr>
@@ -822,6 +848,7 @@
             <w:rPr>
               <w:rFonts w:ascii="Arial" w:cs="Arial" w:eastAsia="Arial" w:hAnsi="Arial"/>
               <w:b w:val="1"/>
+              <w:bCs w:val="1"/>
               <w:smallCaps w:val="1"/>
               <w:sz w:val="16"/>
               <w:szCs w:val="16"/>
@@ -834,6 +861,7 @@
               <w:rPr>
                 <w:rFonts w:ascii="Verdana" w:cs="Verdana" w:eastAsia="Verdana" w:hAnsi="Verdana"/>
                 <w:b w:val="1"/>
+                <w:bCs w:val="1"/>
                 <w:sz w:val="16"/>
                 <w:szCs w:val="16"/>
                 <w:rtl w:val="0"/>
@@ -845,6 +873,7 @@
             <w:rPr>
               <w:rFonts w:ascii="Verdana" w:cs="Verdana" w:eastAsia="Verdana" w:hAnsi="Verdana"/>
               <w:b w:val="1"/>
+              <w:bCs w:val="1"/>
               <w:sz w:val="16"/>
               <w:szCs w:val="16"/>
               <w:rtl w:val="0"/>
@@ -860,6 +889,7 @@
             <w:rPr>
               <w:rFonts w:ascii="Verdana" w:cs="Verdana" w:eastAsia="Verdana" w:hAnsi="Verdana"/>
               <w:b w:val="1"/>
+              <w:bCs w:val="1"/>
               <w:sz w:val="16"/>
               <w:szCs w:val="16"/>
               <w:rtl w:val="0"/>
@@ -986,7 +1016,9 @@
       <w:r>
         <w:rPr>
           <w:b w:val="1"/>
+          <w:bCs w:val="1"/>
           <w:i w:val="1"/>
+          <w:iCs w:val="1"/>
           <w:rtl w:val="0"/>
         </w:rPr>
         <w:t xml:space="preserve">LazyDocker</w:t>
@@ -1076,7 +1108,9 @@
       <w:r>
         <w:rPr>
           <w:b w:val="1"/>
+          <w:bCs w:val="1"/>
           <w:i w:val="1"/>
+          <w:iCs w:val="1"/>
           <w:rtl w:val="0"/>
         </w:rPr>
         <w:t xml:space="preserve">LazyDocker</w:t>
@@ -1113,7 +1147,9 @@
       <w:r>
         <w:rPr>
           <w:b w:val="1"/>
+          <w:bCs w:val="1"/>
           <w:i w:val="1"/>
+          <w:iCs w:val="1"/>
           <w:rtl w:val="0"/>
         </w:rPr>
         <w:t xml:space="preserve">curl</w:t>
@@ -1219,14 +1255,14 @@
         <w:rPr/>
         <w:drawing>
           <wp:inline distB="114300" distT="114300" distL="114300" distR="114300">
-            <wp:extent cx="6120000" cy="952500"/>
+            <wp:extent cx="6120000" cy="1638300"/>
             <wp:effectExtent b="0" l="0" r="0" t="0"/>
-            <wp:docPr id="2" name="image2.png"/>
+            <wp:docPr id="2" name="image5.png"/>
             <a:graphic>
               <a:graphicData uri="http://schemas.openxmlformats.org/drawingml/2006/picture">
                 <pic:pic>
                   <pic:nvPicPr>
-                    <pic:cNvPr id="0" name="image2.png"/>
+                    <pic:cNvPr id="0" name="image5.png"/>
                     <pic:cNvPicPr preferRelativeResize="0"/>
                   </pic:nvPicPr>
                   <pic:blipFill>
@@ -1239,7 +1275,7 @@
                   <pic:spPr>
                     <a:xfrm>
                       <a:off x="0" y="0"/>
-                      <a:ext cx="6120000" cy="952500"/>
+                      <a:ext cx="6120000" cy="1638300"/>
                     </a:xfrm>
                     <a:prstGeom prst="rect"/>
                     <a:ln/>
@@ -1396,17 +1432,6 @@
     </w:tbl>
     <w:p>
       <w:pPr>
-        <w:pageBreakBefore w:val="0"/>
-        <w:rPr/>
-      </w:pPr>
-      <w:r>
-        <w:rPr>
-          <w:rtl w:val="0"/>
-        </w:rPr>
-      </w:r>
-    </w:p>
-    <w:p>
-      <w:pPr>
         <w:pStyle w:val="Heading1"/>
         <w:pageBreakBefore w:val="0"/>
         <w:numPr>
@@ -1445,7 +1470,9 @@
       <w:r>
         <w:rPr>
           <w:b w:val="1"/>
+          <w:bCs w:val="1"/>
           <w:i w:val="1"/>
+          <w:iCs w:val="1"/>
           <w:rtl w:val="0"/>
         </w:rPr>
         <w:t xml:space="preserve">LazyDocker</w:t>
@@ -1534,7 +1561,7 @@
         <w:rPr>
           <w:rtl w:val="0"/>
         </w:rPr>
-        <w:t xml:space="preserve"> y nos aparecerá una interfaz similar a</w:t>
+        <w:t xml:space="preserve"> y nos aparecerá una interfaz similar a la que podemos observar en:</w:t>
       </w:r>
     </w:p>
     <w:p>
@@ -1624,6 +1651,7 @@
       <w:r>
         <w:rPr>
           <w:b w:val="1"/>
+          <w:bCs w:val="1"/>
           <w:rtl w:val="0"/>
         </w:rPr>
         <w:t xml:space="preserve">Tecla “Esc” y ”q”</w:t>
@@ -1637,7 +1665,9 @@
       <w:r>
         <w:rPr>
           <w:b w:val="1"/>
+          <w:bCs w:val="1"/>
           <w:i w:val="1"/>
+          <w:iCs w:val="1"/>
           <w:rtl w:val="0"/>
         </w:rPr>
         <w:t xml:space="preserve">LazyDocker</w:t>
@@ -1665,6 +1695,7 @@
       <w:r>
         <w:rPr>
           <w:b w:val="1"/>
+          <w:bCs w:val="1"/>
           <w:rtl w:val="0"/>
         </w:rPr>
         <w:t xml:space="preserve">Teclas Izquierda y Derecha</w:t>
@@ -1689,6 +1720,7 @@
       <w:r>
         <w:rPr>
           <w:b w:val="1"/>
+          <w:bCs w:val="1"/>
           <w:rtl w:val="0"/>
         </w:rPr>
         <w:t xml:space="preserve">Teclas Arriba y Abajo</w:t>
@@ -1716,6 +1748,7 @@
       <w:r>
         <w:rPr>
           <w:b w:val="1"/>
+          <w:bCs w:val="1"/>
           <w:rtl w:val="0"/>
         </w:rPr>
         <w:t xml:space="preserve">Teclas Pg Up y Pg Down</w:t>
@@ -1743,6 +1776,7 @@
       <w:r>
         <w:rPr>
           <w:b w:val="1"/>
+          <w:bCs w:val="1"/>
           <w:rtl w:val="0"/>
         </w:rPr>
         <w:t xml:space="preserve">Tecla “x”:</w:t>
@@ -1787,6 +1821,7 @@
       <w:r>
         <w:rPr>
           <w:b w:val="1"/>
+          <w:bCs w:val="1"/>
           <w:rtl w:val="0"/>
         </w:rPr>
         <w:t xml:space="preserve">Tecla “b”:</w:t>
@@ -2124,7 +2159,7 @@
         <w:szCs w:val="18"/>
         <w:rtl w:val="0"/>
       </w:rPr>
-      <w:t xml:space="preserve">Curso Introducción a Docker </w:t>
+      <w:t xml:space="preserve">Curso Introducción a Docker y Kubernetes</w:t>
       <w:tab/>
       <w:tab/>
       <w:t xml:space="preserve">UD07. Caso práctico 03</w:t>
@@ -2381,11 +2416,19 @@
       </w:pPr>
     </w:pPrDefault>
   </w:docDefaults>
+  <w:style w:type="table" w:styleId="TableNormal" w:default="1">
+    <w:name w:val="TableNormal"/>
+    <w:tblPr>
+      <w:tblCellMar>
+        <w:top w:w="100.0" w:type="dxa"/>
+        <w:left w:w="100.0" w:type="dxa"/>
+        <w:bottom w:w="100.0" w:type="dxa"/>
+        <w:right w:w="100.0" w:type="dxa"/>
+      </w:tblCellMar>
+    </w:tblPr>
+  </w:style>
   <w:style w:type="paragraph" w:styleId="Normal" w:default="1">
     <w:name w:val="normal"/>
-  </w:style>
-  <w:style w:type="table" w:styleId="TableNormal" w:default="1">
-    <w:name w:val="Table Normal"/>
   </w:style>
   <w:style w:type="paragraph" w:styleId="Heading1">
     <w:name w:val="heading 1"/>
@@ -2433,6 +2476,7 @@
     <w:rPr>
       <w:rFonts w:ascii="Arial" w:cs="Arial" w:eastAsia="Arial" w:hAnsi="Arial"/>
       <w:b w:val="0"/>
+      <w:bCs w:val="0"/>
       <w:smallCaps w:val="0"/>
       <w:color w:val="669966"/>
       <w:sz w:val="22"/>
@@ -2453,7 +2497,9 @@
     <w:rPr>
       <w:rFonts w:ascii="Arial" w:cs="Arial" w:eastAsia="Arial" w:hAnsi="Arial"/>
       <w:b w:val="1"/>
+      <w:bCs w:val="1"/>
       <w:i w:val="1"/>
+      <w:iCs w:val="1"/>
       <w:smallCaps w:val="0"/>
       <w:sz w:val="21"/>
       <w:szCs w:val="21"/>
@@ -2474,6 +2520,7 @@
     <w:rPr>
       <w:rFonts w:ascii="Arial" w:cs="Arial" w:eastAsia="Arial" w:hAnsi="Arial"/>
       <w:b w:val="1"/>
+      <w:bCs w:val="1"/>
       <w:smallCaps w:val="1"/>
       <w:sz w:val="24"/>
       <w:szCs w:val="24"/>
@@ -2491,6 +2538,7 @@
     </w:pPr>
     <w:rPr>
       <w:b w:val="1"/>
+      <w:bCs w:val="1"/>
       <w:sz w:val="20"/>
       <w:szCs w:val="20"/>
     </w:rPr>
@@ -2507,6 +2555,7 @@
     </w:pPr>
     <w:rPr>
       <w:b w:val="1"/>
+      <w:bCs w:val="1"/>
       <w:sz w:val="72"/>
       <w:szCs w:val="72"/>
     </w:rPr>
@@ -2524,6 +2573,7 @@
     <w:rPr>
       <w:rFonts w:ascii="Georgia" w:cs="Georgia" w:eastAsia="Georgia" w:hAnsi="Georgia"/>
       <w:i w:val="1"/>
+      <w:iCs w:val="1"/>
       <w:color w:val="666666"/>
       <w:sz w:val="48"/>
       <w:szCs w:val="48"/>
@@ -2534,12 +2584,6 @@
     <w:tblPr>
       <w:tblStyleRowBandSize w:val="1"/>
       <w:tblStyleColBandSize w:val="1"/>
-      <w:tblCellMar>
-        <w:top w:w="100.0" w:type="dxa"/>
-        <w:left w:w="100.0" w:type="dxa"/>
-        <w:bottom w:w="100.0" w:type="dxa"/>
-        <w:right w:w="100.0" w:type="dxa"/>
-      </w:tblCellMar>
     </w:tblPr>
   </w:style>
   <w:style w:type="table" w:styleId="Table2">
@@ -2547,12 +2591,6 @@
     <w:tblPr>
       <w:tblStyleRowBandSize w:val="1"/>
       <w:tblStyleColBandSize w:val="1"/>
-      <w:tblCellMar>
-        <w:top w:w="100.0" w:type="dxa"/>
-        <w:left w:w="100.0" w:type="dxa"/>
-        <w:bottom w:w="100.0" w:type="dxa"/>
-        <w:right w:w="100.0" w:type="dxa"/>
-      </w:tblCellMar>
     </w:tblPr>
   </w:style>
   <w:style w:type="table" w:styleId="Table3">
@@ -2560,12 +2598,6 @@
     <w:tblPr>
       <w:tblStyleRowBandSize w:val="1"/>
       <w:tblStyleColBandSize w:val="1"/>
-      <w:tblCellMar>
-        <w:top w:w="100.0" w:type="dxa"/>
-        <w:left w:w="100.0" w:type="dxa"/>
-        <w:bottom w:w="100.0" w:type="dxa"/>
-        <w:right w:w="100.0" w:type="dxa"/>
-      </w:tblCellMar>
     </w:tblPr>
   </w:style>
 </w:styles>

--- a/FuentesCurso/UD 07. Utilidades para gestionar Docker/UD 07.03 - Caso practico 03 - LazyDocker interfaz Docker para consola.docx
+++ b/FuentesCurso/UD 07. Utilidades para gestionar Docker/UD 07.03 - Caso practico 03 - LazyDocker interfaz Docker para consola.docx
@@ -74,12 +74,12 @@
           <wp:inline distB="114300" distT="114300" distL="114300" distR="114300">
             <wp:extent cx="447675" cy="57150"/>
             <wp:effectExtent b="0" l="0" r="0" t="0"/>
-            <wp:docPr descr="short line" id="5" name="image4.png"/>
+            <wp:docPr descr="short line" id="5" name="image2.png"/>
             <a:graphic>
               <a:graphicData uri="http://schemas.openxmlformats.org/drawingml/2006/picture">
                 <pic:pic>
                   <pic:nvPicPr>
-                    <pic:cNvPr descr="short line" id="0" name="image4.png"/>
+                    <pic:cNvPr descr="short line" id="0" name="image2.png"/>
                     <pic:cNvPicPr preferRelativeResize="0"/>
                   </pic:nvPicPr>
                   <pic:blipFill>
@@ -358,12 +358,12 @@
             <wp:extent cx="922564" cy="322898"/>
             <wp:effectExtent b="0" l="0" r="0" t="0"/>
             <wp:wrapSquare wrapText="bothSides" distB="57150" distT="57150" distL="57150" distR="57150"/>
-            <wp:docPr id="3" name="image2.png"/>
+            <wp:docPr id="3" name="image4.png"/>
             <a:graphic>
               <a:graphicData uri="http://schemas.openxmlformats.org/drawingml/2006/picture">
                 <pic:pic>
                   <pic:nvPicPr>
-                    <pic:cNvPr id="0" name="image2.png"/>
+                    <pic:cNvPr id="0" name="image4.png"/>
                     <pic:cNvPicPr preferRelativeResize="0"/>
                   </pic:nvPicPr>
                   <pic:blipFill>
@@ -585,7 +585,7 @@
     </w:p>
     <w:sdt>
       <w:sdtPr>
-        <w:id w:val="-509385286"/>
+        <w:id w:val="-190998804"/>
         <w:docPartObj>
           <w:docPartGallery w:val="Table of Contents"/>
           <w:docPartUnique w:val="1"/>
@@ -2038,7 +2038,7 @@
         <w:szCs w:val="18"/>
         <w:rtl w:val="0"/>
       </w:rPr>
-      <w:t xml:space="preserve">Curso Introducción a Docker</w:t>
+      <w:t xml:space="preserve">Curso Introducción a Docker y Kubernetes</w:t>
       <w:tab/>
       <w:tab/>
       <w:t xml:space="preserve">UD07 - Página </w:t>
